--- a/assets/downloads/simulation-3/instructions-for-football-sp.docx
+++ b/assets/downloads/simulation-3/instructions-for-football-sp.docx
@@ -354,7 +354,23 @@
           <w:rFonts w:ascii="Aptos" w:eastAsia="Aptos" w:hAnsi="Aptos" w:cs="Aptos"/>
           <w:color w:val="000000"/>
         </w:rPr>
-        <w:t>out” is used to immediately stop a simulation. As the standardized patient</w:t>
+        <w:t xml:space="preserve">out” is used to immediately stop a simulation. As </w:t>
+      </w:r>
+      <w:proofErr w:type="gramStart"/>
+      <w:r>
+        <w:rPr>
+          <w:rFonts w:ascii="Aptos" w:eastAsia="Aptos" w:hAnsi="Aptos" w:cs="Aptos"/>
+          <w:color w:val="000000"/>
+        </w:rPr>
+        <w:t>the</w:t>
+      </w:r>
+      <w:proofErr w:type="gramEnd"/>
+      <w:r>
+        <w:rPr>
+          <w:rFonts w:ascii="Aptos" w:eastAsia="Aptos" w:hAnsi="Aptos" w:cs="Aptos"/>
+          <w:color w:val="000000"/>
+        </w:rPr>
+        <w:t xml:space="preserve"> standardized patient</w:t>
       </w:r>
       <w:r>
         <w:rPr>
@@ -498,7 +514,7 @@
         <w:i/>
         <w:sz w:val="18"/>
       </w:rPr>
-      <w:t>Clinical Simulations for the Athletic Trainer HKPropel Access</w:t>
+      <w:t>Clinical Simulations for the Athletic Trainer Instructor Guide</w:t>
     </w:r>
     <w:r>
       <w:rPr>
